--- a/assets/downloads/simulation-11/postsimulation-activity-1-electronic-medical-record-and-reflection.docx
+++ b/assets/downloads/simulation-11/postsimulation-activity-1-electronic-medical-record-and-reflection.docx
@@ -1,59 +1,21 @@
 
 <file path=word/document.xml><?xml version="1.0" encoding="utf-8"?>
-<w:document xmlns:wpc="http://schemas.microsoft.com/office/word/2010/wordprocessingCanvas" xmlns:cx="http://schemas.microsoft.com/office/drawing/2014/chartex" xmlns:cx1="http://schemas.microsoft.com/office/drawing/2015/9/8/chartex" xmlns:cx2="http://schemas.microsoft.com/office/drawing/2015/10/21/chartex" xmlns:cx3="http://schemas.microsoft.com/office/drawing/2016/5/9/chartex" xmlns:cx4="http://schemas.microsoft.com/office/drawing/2016/5/10/chartex" xmlns:cx5="http://schemas.microsoft.com/office/drawing/2016/5/11/chartex" xmlns:cx6="http://schemas.microsoft.com/office/drawing/2016/5/12/chartex" xmlns:cx7="http://schemas.microsoft.com/office/drawing/2016/5/13/chartex" xmlns:cx8="http://schemas.microsoft.com/office/drawing/2016/5/14/chartex" xmlns:mc="http://schemas.openxmlformats.org/markup-compatibility/2006" xmlns:aink="http://schemas.microsoft.com/office/drawing/2016/ink" xmlns:am3d="http://schemas.microsoft.com/office/drawing/2017/model3d" xmlns:o="urn:schemas-microsoft-com:office:office" xmlns:oel="http://schemas.microsoft.com/office/2019/extlst" xmlns:r="http://schemas.openxmlformats.org/officeDocument/2006/relationships" xmlns:m="http://schemas.openxmlformats.org/officeDocument/2006/math" xmlns:v="urn:schemas-microsoft-com:vml" xmlns:wp14="http://schemas.microsoft.com/office/word/2010/wordprocessingDrawing" xmlns:wp="http://schemas.openxmlformats.org/drawingml/2006/wordprocessingDrawing" xmlns:w10="urn:schemas-microsoft-com:office:word" xmlns:w="http://schemas.openxmlformats.org/wordprocessingml/2006/main" xmlns:w14="http://schemas.microsoft.com/office/word/2010/wordml" xmlns:w15="http://schemas.microsoft.com/office/word/2012/wordml" xmlns:w16cex="http://schemas.microsoft.com/office/word/2018/wordml/cex" xmlns:w16cid="http://schemas.microsoft.com/office/word/2016/wordml/cid" xmlns:w16="http://schemas.microsoft.com/office/word/2018/wordml" xmlns:w16du="http://schemas.microsoft.com/office/word/2023/wordml/word16du" xmlns:w16sdtdh="http://schemas.microsoft.com/office/word/2020/wordml/sdtdatahash" xmlns:w16sdtfl="http://schemas.microsoft.com/office/word/2024/wordml/sdtformatlock" xmlns:w16se="http://schemas.microsoft.com/office/word/2015/wordml/symex" xmlns:wpg="http://schemas.microsoft.com/office/word/2010/wordprocessingGroup" xmlns:wpi="http://schemas.microsoft.com/office/word/2010/wordprocessingInk" xmlns:wne="http://schemas.microsoft.com/office/word/2006/wordml" xmlns:wps="http://schemas.microsoft.com/office/word/2010/wordprocessingShape" mc:Ignorable="w14 w15 w16se w16cid w16 w16cex w16sdtdh w16sdtfl w16du wp14">
+<w:document xmlns:wpc="http://schemas.microsoft.com/office/word/2010/wordprocessingCanvas" xmlns:cx="http://schemas.microsoft.com/office/drawing/2014/chartex" xmlns:cx1="http://schemas.microsoft.com/office/drawing/2015/9/8/chartex" xmlns:cx2="http://schemas.microsoft.com/office/drawing/2015/10/21/chartex" xmlns:cx3="http://schemas.microsoft.com/office/drawing/2016/5/9/chartex" xmlns:cx4="http://schemas.microsoft.com/office/drawing/2016/5/10/chartex" xmlns:cx5="http://schemas.microsoft.com/office/drawing/2016/5/11/chartex" xmlns:cx6="http://schemas.microsoft.com/office/drawing/2016/5/12/chartex" xmlns:cx7="http://schemas.microsoft.com/office/drawing/2016/5/13/chartex" xmlns:cx8="http://schemas.microsoft.com/office/drawing/2016/5/14/chartex" xmlns:mc="http://schemas.openxmlformats.org/markup-compatibility/2006" xmlns:aink="http://schemas.microsoft.com/office/drawing/2016/ink" xmlns:am3d="http://schemas.microsoft.com/office/drawing/2017/model3d" xmlns:o="urn:schemas-microsoft-com:office:office" xmlns:oel="http://schemas.microsoft.com/office/2019/extlst" xmlns:r="http://schemas.openxmlformats.org/officeDocument/2006/relationships" xmlns:m="http://schemas.openxmlformats.org/officeDocument/2006/math" xmlns:v="urn:schemas-microsoft-com:vml" xmlns:wp14="http://schemas.microsoft.com/office/word/2010/wordprocessingDrawing" xmlns:wp="http://schemas.openxmlformats.org/drawingml/2006/wordprocessingDrawing" xmlns:w10="urn:schemas-microsoft-com:office:word" xmlns:w="http://schemas.openxmlformats.org/wordprocessingml/2006/main" xmlns:w14="http://schemas.microsoft.com/office/word/2010/wordml" xmlns:w15="http://schemas.microsoft.com/office/word/2012/wordml" xmlns:w16cei="http://schemas.microsoft.com/office/word/2026/wordml/cei" xmlns:w16cex="http://schemas.microsoft.com/office/word/2018/wordml/cex" xmlns:w16cid="http://schemas.microsoft.com/office/word/2016/wordml/cid" xmlns:w16="http://schemas.microsoft.com/office/word/2018/wordml" xmlns:w16du="http://schemas.microsoft.com/office/word/2023/wordml/word16du" xmlns:w16sdtdh="http://schemas.microsoft.com/office/word/2020/wordml/sdtdatahash" xmlns:w16sdtfl="http://schemas.microsoft.com/office/word/2024/wordml/sdtformatlock" xmlns:w16se="http://schemas.microsoft.com/office/word/2015/wordml/symex" xmlns:wpg="http://schemas.microsoft.com/office/word/2010/wordprocessingGroup" xmlns:wpi="http://schemas.microsoft.com/office/word/2010/wordprocessingInk" xmlns:wne="http://schemas.microsoft.com/office/word/2006/wordml" xmlns:wps="http://schemas.microsoft.com/office/word/2010/wordprocessingShape" mc:Ignorable="w14 w15 w16se w16cid w16 w16cex w16sdtdh w16sdtfl w16du wp14">
   <w:body>
     <w:p>
       <w:pPr>
         <w:pStyle w:val="Heading1"/>
-        <w:spacing w:after="0" w:line="480" w:lineRule="auto"/>
-        <w:rPr>
-          <w:rFonts w:ascii="Times New Roman" w:hAnsi="Times New Roman" w:cs="Times New Roman"/>
-          <w:color w:val="000000"/>
-          <w:sz w:val="24"/>
-          <w:szCs w:val="24"/>
-        </w:rPr>
-      </w:pPr>
-      <w:bookmarkStart w:id="4" w:name="_Hlk213843340"/>
-      <w:bookmarkEnd w:id="3"/>
-      <w:r>
-        <w:rPr>
-          <w:rFonts w:ascii="Times New Roman" w:hAnsi="Times New Roman" w:cs="Times New Roman"/>
-          <w:color w:val="000000"/>
-          <w:sz w:val="24"/>
-          <w:szCs w:val="24"/>
-        </w:rPr>
-        <w:t/>
-      </w:r>
+      </w:pPr>
+      <w:bookmarkStart w:id="0" w:name="_Hlk213843340"/>
       <w:proofErr w:type="spellStart"/>
       <w:r>
-        <w:rPr>
-          <w:rFonts w:ascii="Times New Roman" w:hAnsi="Times New Roman" w:cs="Times New Roman"/>
-          <w:color w:val="000000"/>
-          <w:sz w:val="24"/>
-          <w:szCs w:val="24"/>
-        </w:rPr>
         <w:t>Postsimulation</w:t>
       </w:r>
       <w:proofErr w:type="spellEnd"/>
       <w:r>
-        <w:rPr>
-          <w:rFonts w:ascii="Times New Roman" w:hAnsi="Times New Roman" w:cs="Times New Roman"/>
-          <w:color w:val="000000"/>
-          <w:sz w:val="24"/>
-          <w:szCs w:val="24"/>
-        </w:rPr>
-        <w:t xml:space="preserve"> Activity 1: Electronic Medical Record</w:t>
+        <w:t xml:space="preserve"> Activity 1: Electronic Medical Record and Reflection</w:t>
       </w:r>
-      <w:r>
-        <w:rPr>
-          <w:rFonts w:ascii="Times New Roman" w:hAnsi="Times New Roman" w:cs="Times New Roman"/>
-          <w:color w:val="000000"/>
-          <w:sz w:val="24"/>
-          <w:szCs w:val="24"/>
-        </w:rPr>
-        <w:t xml:space="preserve"> and Reflection</w:t>
-      </w:r>
-      <w:bookmarkEnd w:id="4"/>
+      <w:bookmarkEnd w:id="0"/>
     </w:p>
     <w:p>
       <w:pPr>
@@ -64,7 +26,7 @@
         </w:numPr>
         <w:spacing w:after="0" w:line="480" w:lineRule="auto"/>
         <w:rPr>
-          <w:rFonts w:ascii="Times New Roman" w:hAnsi="Times New Roman" w:cs="Times New Roman"/>
+          <w:rFonts w:cs="Times New Roman"/>
           <w:color w:val="000000"/>
           <w:sz w:val="24"/>
           <w:szCs w:val="24"/>
@@ -72,7 +34,6 @@
       </w:pPr>
       <w:r>
         <w:rPr>
-          <w:rFonts w:ascii="Times New Roman" w:hAnsi="Times New Roman" w:cs="Times New Roman"/>
           <w:color w:val="000000"/>
           <w:sz w:val="24"/>
           <w:szCs w:val="24"/>
@@ -82,7 +43,6 @@
       <w:proofErr w:type="gramStart"/>
       <w:r>
         <w:rPr>
-          <w:rFonts w:ascii="Times New Roman" w:hAnsi="Times New Roman" w:cs="Times New Roman"/>
           <w:color w:val="000000"/>
           <w:sz w:val="24"/>
           <w:szCs w:val="24"/>
@@ -92,7 +52,6 @@
       <w:proofErr w:type="gramEnd"/>
       <w:r>
         <w:rPr>
-          <w:rFonts w:ascii="Times New Roman" w:hAnsi="Times New Roman" w:cs="Times New Roman"/>
           <w:color w:val="000000"/>
           <w:sz w:val="24"/>
           <w:szCs w:val="24"/>
@@ -109,7 +68,7 @@
         </w:numPr>
         <w:spacing w:after="0" w:line="480" w:lineRule="auto"/>
         <w:rPr>
-          <w:rFonts w:ascii="Times New Roman" w:hAnsi="Times New Roman" w:cs="Times New Roman"/>
+          <w:rFonts w:cs="Times New Roman"/>
           <w:color w:val="000000"/>
           <w:sz w:val="24"/>
           <w:szCs w:val="24"/>
@@ -117,7 +76,6 @@
       </w:pPr>
       <w:r>
         <w:rPr>
-          <w:rFonts w:ascii="Times New Roman" w:hAnsi="Times New Roman" w:cs="Times New Roman"/>
           <w:color w:val="000000"/>
           <w:sz w:val="24"/>
           <w:szCs w:val="24"/>
@@ -134,7 +92,7 @@
         </w:numPr>
         <w:spacing w:after="0" w:line="480" w:lineRule="auto"/>
         <w:rPr>
-          <w:rFonts w:ascii="Times New Roman" w:hAnsi="Times New Roman" w:cs="Times New Roman"/>
+          <w:rFonts w:cs="Times New Roman"/>
           <w:color w:val="000000"/>
           <w:sz w:val="24"/>
           <w:szCs w:val="24"/>
@@ -142,7 +100,6 @@
       </w:pPr>
       <w:r>
         <w:rPr>
-          <w:rFonts w:ascii="Times New Roman" w:hAnsi="Times New Roman" w:cs="Times New Roman"/>
           <w:color w:val="000000"/>
           <w:sz w:val="24"/>
           <w:szCs w:val="24"/>
@@ -159,7 +116,7 @@
         </w:numPr>
         <w:spacing w:after="0" w:line="480" w:lineRule="auto"/>
         <w:rPr>
-          <w:rFonts w:ascii="Times New Roman" w:hAnsi="Times New Roman" w:cs="Times New Roman"/>
+          <w:rFonts w:cs="Times New Roman"/>
           <w:color w:val="000000"/>
           <w:sz w:val="24"/>
           <w:szCs w:val="24"/>
@@ -167,7 +124,6 @@
       </w:pPr>
       <w:r>
         <w:rPr>
-          <w:rFonts w:ascii="Times New Roman" w:hAnsi="Times New Roman" w:cs="Times New Roman"/>
           <w:color w:val="000000"/>
           <w:sz w:val="24"/>
           <w:szCs w:val="24"/>
@@ -184,7 +140,7 @@
         </w:numPr>
         <w:spacing w:after="0" w:line="480" w:lineRule="auto"/>
         <w:rPr>
-          <w:rFonts w:ascii="Times New Roman" w:hAnsi="Times New Roman" w:cs="Times New Roman"/>
+          <w:rFonts w:cs="Times New Roman"/>
           <w:color w:val="000000"/>
           <w:sz w:val="24"/>
           <w:szCs w:val="24"/>
@@ -192,7 +148,6 @@
       </w:pPr>
       <w:r>
         <w:rPr>
-          <w:rFonts w:ascii="Times New Roman" w:hAnsi="Times New Roman" w:cs="Times New Roman"/>
           <w:color w:val="000000"/>
           <w:sz w:val="24"/>
           <w:szCs w:val="24"/>
@@ -209,7 +164,7 @@
         </w:numPr>
         <w:spacing w:after="0" w:line="480" w:lineRule="auto"/>
         <w:rPr>
-          <w:rFonts w:ascii="Times New Roman" w:hAnsi="Times New Roman" w:cs="Times New Roman"/>
+          <w:rFonts w:cs="Times New Roman"/>
           <w:color w:val="000000"/>
           <w:sz w:val="24"/>
           <w:szCs w:val="24"/>
@@ -217,7 +172,6 @@
       </w:pPr>
       <w:r>
         <w:rPr>
-          <w:rFonts w:ascii="Times New Roman" w:hAnsi="Times New Roman" w:cs="Times New Roman"/>
           <w:color w:val="000000"/>
           <w:sz w:val="24"/>
           <w:szCs w:val="24"/>
@@ -234,7 +188,7 @@
         </w:numPr>
         <w:spacing w:after="0" w:line="480" w:lineRule="auto"/>
         <w:rPr>
-          <w:rFonts w:ascii="Times New Roman" w:hAnsi="Times New Roman" w:cs="Times New Roman"/>
+          <w:rFonts w:cs="Times New Roman"/>
           <w:color w:val="000000"/>
           <w:sz w:val="24"/>
           <w:szCs w:val="24"/>
@@ -242,7 +196,6 @@
       </w:pPr>
       <w:r>
         <w:rPr>
-          <w:rFonts w:ascii="Times New Roman" w:hAnsi="Times New Roman" w:cs="Times New Roman"/>
           <w:color w:val="000000"/>
           <w:sz w:val="24"/>
           <w:szCs w:val="24"/>
@@ -259,7 +212,7 @@
         </w:numPr>
         <w:spacing w:after="0" w:line="480" w:lineRule="auto"/>
         <w:rPr>
-          <w:rFonts w:ascii="Times New Roman" w:hAnsi="Times New Roman" w:cs="Times New Roman"/>
+          <w:rFonts w:cs="Times New Roman"/>
           <w:color w:val="000000"/>
           <w:sz w:val="24"/>
           <w:szCs w:val="24"/>
@@ -267,17 +220,33 @@
       </w:pPr>
       <w:r>
         <w:rPr>
-          <w:rFonts w:ascii="Times New Roman" w:hAnsi="Times New Roman" w:cs="Times New Roman"/>
           <w:color w:val="000000"/>
           <w:sz w:val="24"/>
           <w:szCs w:val="24"/>
         </w:rPr>
-        <w:t xml:space="preserve">Why is professional communication and demeanor necessary even in </w:t>
+        <w:t xml:space="preserve">Why </w:t>
       </w:r>
       <w:proofErr w:type="gramStart"/>
       <w:r>
         <w:rPr>
-          <w:rFonts w:ascii="Times New Roman" w:hAnsi="Times New Roman" w:cs="Times New Roman"/>
+          <w:color w:val="000000"/>
+          <w:sz w:val="24"/>
+          <w:szCs w:val="24"/>
+        </w:rPr>
+        <w:t>is</w:t>
+      </w:r>
+      <w:proofErr w:type="gramEnd"/>
+      <w:r>
+        <w:rPr>
+          <w:color w:val="000000"/>
+          <w:sz w:val="24"/>
+          <w:szCs w:val="24"/>
+        </w:rPr>
+        <w:t xml:space="preserve"> professional communication and demeanor necessary even in </w:t>
+      </w:r>
+      <w:proofErr w:type="gramStart"/>
+      <w:r>
+        <w:rPr>
           <w:color w:val="000000"/>
           <w:sz w:val="24"/>
           <w:szCs w:val="24"/>
@@ -287,7 +256,6 @@
       <w:proofErr w:type="gramEnd"/>
       <w:r>
         <w:rPr>
-          <w:rFonts w:ascii="Times New Roman" w:hAnsi="Times New Roman" w:cs="Times New Roman"/>
           <w:color w:val="000000"/>
           <w:sz w:val="24"/>
           <w:szCs w:val="24"/>
@@ -304,7 +272,7 @@
         </w:numPr>
         <w:spacing w:after="0" w:line="480" w:lineRule="auto"/>
         <w:rPr>
-          <w:rFonts w:ascii="Times New Roman" w:hAnsi="Times New Roman" w:cs="Times New Roman"/>
+          <w:rFonts w:cs="Times New Roman"/>
           <w:color w:val="000000"/>
           <w:sz w:val="24"/>
           <w:szCs w:val="24"/>
@@ -312,7 +280,6 @@
       </w:pPr>
       <w:r>
         <w:rPr>
-          <w:rFonts w:ascii="Times New Roman" w:hAnsi="Times New Roman" w:cs="Times New Roman"/>
           <w:color w:val="000000"/>
           <w:sz w:val="24"/>
           <w:szCs w:val="24"/>
@@ -331,31 +298,103 @@
 </w:document>
 </file>
 
+<file path=word/endnotes.xml><?xml version="1.0" encoding="utf-8"?>
+<w:endnotes xmlns:wpc="http://schemas.microsoft.com/office/word/2010/wordprocessingCanvas" xmlns:cx="http://schemas.microsoft.com/office/drawing/2014/chartex" xmlns:cx1="http://schemas.microsoft.com/office/drawing/2015/9/8/chartex" xmlns:cx2="http://schemas.microsoft.com/office/drawing/2015/10/21/chartex" xmlns:cx3="http://schemas.microsoft.com/office/drawing/2016/5/9/chartex" xmlns:cx4="http://schemas.microsoft.com/office/drawing/2016/5/10/chartex" xmlns:cx5="http://schemas.microsoft.com/office/drawing/2016/5/11/chartex" xmlns:cx6="http://schemas.microsoft.com/office/drawing/2016/5/12/chartex" xmlns:cx7="http://schemas.microsoft.com/office/drawing/2016/5/13/chartex" xmlns:cx8="http://schemas.microsoft.com/office/drawing/2016/5/14/chartex" xmlns:mc="http://schemas.openxmlformats.org/markup-compatibility/2006" xmlns:aink="http://schemas.microsoft.com/office/drawing/2016/ink" xmlns:am3d="http://schemas.microsoft.com/office/drawing/2017/model3d" xmlns:o="urn:schemas-microsoft-com:office:office" xmlns:oel="http://schemas.microsoft.com/office/2019/extlst" xmlns:r="http://schemas.openxmlformats.org/officeDocument/2006/relationships" xmlns:m="http://schemas.openxmlformats.org/officeDocument/2006/math" xmlns:v="urn:schemas-microsoft-com:vml" xmlns:wp14="http://schemas.microsoft.com/office/word/2010/wordprocessingDrawing" xmlns:wp="http://schemas.openxmlformats.org/drawingml/2006/wordprocessingDrawing" xmlns:w10="urn:schemas-microsoft-com:office:word" xmlns:w="http://schemas.openxmlformats.org/wordprocessingml/2006/main" xmlns:w14="http://schemas.microsoft.com/office/word/2010/wordml" xmlns:w15="http://schemas.microsoft.com/office/word/2012/wordml" xmlns:w16cei="http://schemas.microsoft.com/office/word/2026/wordml/cei" xmlns:w16cex="http://schemas.microsoft.com/office/word/2018/wordml/cex" xmlns:w16cid="http://schemas.microsoft.com/office/word/2016/wordml/cid" xmlns:w16="http://schemas.microsoft.com/office/word/2018/wordml" xmlns:w16du="http://schemas.microsoft.com/office/word/2023/wordml/word16du" xmlns:w16sdtdh="http://schemas.microsoft.com/office/word/2020/wordml/sdtdatahash" xmlns:w16sdtfl="http://schemas.microsoft.com/office/word/2024/wordml/sdtformatlock" xmlns:w16se="http://schemas.microsoft.com/office/word/2015/wordml/symex" xmlns:wpg="http://schemas.microsoft.com/office/word/2010/wordprocessingGroup" xmlns:wpi="http://schemas.microsoft.com/office/word/2010/wordprocessingInk" xmlns:wne="http://schemas.microsoft.com/office/word/2006/wordml" xmlns:wps="http://schemas.microsoft.com/office/word/2010/wordprocessingShape" mc:Ignorable="w14 w15 w16se w16cid w16 w16cex w16sdtdh w16sdtfl w16du wp14">
+  <w:endnote w:type="separator" w:id="-1">
+    <w:p>
+      <w:pPr>
+        <w:spacing w:after="0" w:line="240" w:lineRule="auto"/>
+      </w:pPr>
+      <w:r>
+        <w:separator/>
+      </w:r>
+    </w:p>
+  </w:endnote>
+  <w:endnote w:type="continuationSeparator" w:id="0">
+    <w:p>
+      <w:pPr>
+        <w:spacing w:after="0" w:line="240" w:lineRule="auto"/>
+      </w:pPr>
+      <w:r>
+        <w:continuationSeparator/>
+      </w:r>
+    </w:p>
+  </w:endnote>
+</w:endnotes>
+</file>
+
 <file path=word/footer1.xml><?xml version="1.0" encoding="utf-8"?>
-<w:ftr xmlns:m="http://schemas.openxmlformats.org/officeDocument/2006/math" xmlns:mc="http://schemas.openxmlformats.org/markup-compatibility/2006" xmlns:mo="http://schemas.microsoft.com/office/mac/office/2008/main" xmlns:mv="urn:schemas-microsoft-com:mac:vml" xmlns:o="urn:schemas-microsoft-com:office:office" xmlns:r="http://schemas.openxmlformats.org/officeDocument/2006/relationships" xmlns:v="urn:schemas-microsoft-com:vml" xmlns:w10="urn:schemas-microsoft-com:office:word" xmlns:w14="http://schemas.microsoft.com/office/word/2010/wordml" xmlns:w="http://schemas.openxmlformats.org/wordprocessingml/2006/main" xmlns:wne="http://schemas.microsoft.com/office/word/2006/wordml" xmlns:wp14="http://schemas.microsoft.com/office/word/2010/wordprocessingDrawing" xmlns:wp="http://schemas.openxmlformats.org/drawingml/2006/wordprocessingDrawing" xmlns:wpc="http://schemas.microsoft.com/office/word/2010/wordprocessingCanvas" xmlns:wpg="http://schemas.microsoft.com/office/word/2010/wordprocessingGroup" xmlns:wpi="http://schemas.microsoft.com/office/word/2010/wordprocessingInk" xmlns:wps="http://schemas.microsoft.com/office/word/2010/wordprocessingShape" mc:Ignorable="w14 wp14">
+<w:ftr xmlns:wpc="http://schemas.microsoft.com/office/word/2010/wordprocessingCanvas" xmlns:cx="http://schemas.microsoft.com/office/drawing/2014/chartex" xmlns:cx1="http://schemas.microsoft.com/office/drawing/2015/9/8/chartex" xmlns:cx2="http://schemas.microsoft.com/office/drawing/2015/10/21/chartex" xmlns:cx3="http://schemas.microsoft.com/office/drawing/2016/5/9/chartex" xmlns:cx4="http://schemas.microsoft.com/office/drawing/2016/5/10/chartex" xmlns:cx5="http://schemas.microsoft.com/office/drawing/2016/5/11/chartex" xmlns:cx6="http://schemas.microsoft.com/office/drawing/2016/5/12/chartex" xmlns:cx7="http://schemas.microsoft.com/office/drawing/2016/5/13/chartex" xmlns:cx8="http://schemas.microsoft.com/office/drawing/2016/5/14/chartex" xmlns:mc="http://schemas.openxmlformats.org/markup-compatibility/2006" xmlns:aink="http://schemas.microsoft.com/office/drawing/2016/ink" xmlns:am3d="http://schemas.microsoft.com/office/drawing/2017/model3d" xmlns:o="urn:schemas-microsoft-com:office:office" xmlns:oel="http://schemas.microsoft.com/office/2019/extlst" xmlns:r="http://schemas.openxmlformats.org/officeDocument/2006/relationships" xmlns:m="http://schemas.openxmlformats.org/officeDocument/2006/math" xmlns:v="urn:schemas-microsoft-com:vml" xmlns:wp14="http://schemas.microsoft.com/office/word/2010/wordprocessingDrawing" xmlns:wp="http://schemas.openxmlformats.org/drawingml/2006/wordprocessingDrawing" xmlns:w10="urn:schemas-microsoft-com:office:word" xmlns:w="http://schemas.openxmlformats.org/wordprocessingml/2006/main" xmlns:w14="http://schemas.microsoft.com/office/word/2010/wordml" xmlns:w15="http://schemas.microsoft.com/office/word/2012/wordml" xmlns:w16cei="http://schemas.microsoft.com/office/word/2026/wordml/cei" xmlns:w16cex="http://schemas.microsoft.com/office/word/2018/wordml/cex" xmlns:w16cid="http://schemas.microsoft.com/office/word/2016/wordml/cid" xmlns:w16="http://schemas.microsoft.com/office/word/2018/wordml" xmlns:w16du="http://schemas.microsoft.com/office/word/2023/wordml/word16du" xmlns:w16sdtdh="http://schemas.microsoft.com/office/word/2020/wordml/sdtdatahash" xmlns:w16sdtfl="http://schemas.microsoft.com/office/word/2024/wordml/sdtformatlock" xmlns:w16se="http://schemas.microsoft.com/office/word/2015/wordml/symex" xmlns:wpg="http://schemas.microsoft.com/office/word/2010/wordprocessingGroup" xmlns:wpi="http://schemas.microsoft.com/office/word/2010/wordprocessingInk" xmlns:wne="http://schemas.microsoft.com/office/word/2006/wordml" xmlns:wps="http://schemas.microsoft.com/office/word/2010/wordprocessingShape" mc:Ignorable="w14 w15 w16se w16cid w16 w16cex w16sdtdh w16sdtfl w16du wp14">
   <w:p>
     <w:pPr>
-      <w:pStyle w:val="Footer"/>
-      <w:jc w:val="left"/>
+      <w:spacing w:after="0" w:line="240" w:lineRule="auto"/>
     </w:pPr>
     <w:r>
+      <w:rPr>
+        <w:sz w:val="18"/>
+      </w:rPr>
       <w:t xml:space="preserve">From J.M. Larson and H.L. Stedge, </w:t>
     </w:r>
     <w:r>
       <w:rPr>
         <w:i/>
-      </w:rPr>
-      <w:t>Clinical Simulations for the Athletic Trainer HKPropel Access</w:t>
+        <w:sz w:val="18"/>
+      </w:rPr>
+      <w:t xml:space="preserve">Clinical Simulations for the Athletic Trainer </w:t>
+    </w:r>
+    <w:proofErr w:type="spellStart"/>
+    <w:r>
+      <w:rPr>
+        <w:i/>
+        <w:sz w:val="18"/>
+      </w:rPr>
+      <w:t>HKPropel</w:t>
+    </w:r>
+    <w:proofErr w:type="spellEnd"/>
+    <w:r>
+      <w:rPr>
+        <w:i/>
+        <w:sz w:val="18"/>
+      </w:rPr>
+      <w:t xml:space="preserve"> Access</w:t>
     </w:r>
     <w:r>
+      <w:rPr>
+        <w:sz w:val="18"/>
+      </w:rPr>
       <w:t xml:space="preserve"> (Human Kinetics, 2027).</w:t>
     </w:r>
   </w:p>
 </w:ftr>
 </file>
 
+<file path=word/footnotes.xml><?xml version="1.0" encoding="utf-8"?>
+<w:footnotes xmlns:wpc="http://schemas.microsoft.com/office/word/2010/wordprocessingCanvas" xmlns:cx="http://schemas.microsoft.com/office/drawing/2014/chartex" xmlns:cx1="http://schemas.microsoft.com/office/drawing/2015/9/8/chartex" xmlns:cx2="http://schemas.microsoft.com/office/drawing/2015/10/21/chartex" xmlns:cx3="http://schemas.microsoft.com/office/drawing/2016/5/9/chartex" xmlns:cx4="http://schemas.microsoft.com/office/drawing/2016/5/10/chartex" xmlns:cx5="http://schemas.microsoft.com/office/drawing/2016/5/11/chartex" xmlns:cx6="http://schemas.microsoft.com/office/drawing/2016/5/12/chartex" xmlns:cx7="http://schemas.microsoft.com/office/drawing/2016/5/13/chartex" xmlns:cx8="http://schemas.microsoft.com/office/drawing/2016/5/14/chartex" xmlns:mc="http://schemas.openxmlformats.org/markup-compatibility/2006" xmlns:aink="http://schemas.microsoft.com/office/drawing/2016/ink" xmlns:am3d="http://schemas.microsoft.com/office/drawing/2017/model3d" xmlns:o="urn:schemas-microsoft-com:office:office" xmlns:oel="http://schemas.microsoft.com/office/2019/extlst" xmlns:r="http://schemas.openxmlformats.org/officeDocument/2006/relationships" xmlns:m="http://schemas.openxmlformats.org/officeDocument/2006/math" xmlns:v="urn:schemas-microsoft-com:vml" xmlns:wp14="http://schemas.microsoft.com/office/word/2010/wordprocessingDrawing" xmlns:wp="http://schemas.openxmlformats.org/drawingml/2006/wordprocessingDrawing" xmlns:w10="urn:schemas-microsoft-com:office:word" xmlns:w="http://schemas.openxmlformats.org/wordprocessingml/2006/main" xmlns:w14="http://schemas.microsoft.com/office/word/2010/wordml" xmlns:w15="http://schemas.microsoft.com/office/word/2012/wordml" xmlns:w16cei="http://schemas.microsoft.com/office/word/2026/wordml/cei" xmlns:w16cex="http://schemas.microsoft.com/office/word/2018/wordml/cex" xmlns:w16cid="http://schemas.microsoft.com/office/word/2016/wordml/cid" xmlns:w16="http://schemas.microsoft.com/office/word/2018/wordml" xmlns:w16du="http://schemas.microsoft.com/office/word/2023/wordml/word16du" xmlns:w16sdtdh="http://schemas.microsoft.com/office/word/2020/wordml/sdtdatahash" xmlns:w16sdtfl="http://schemas.microsoft.com/office/word/2024/wordml/sdtformatlock" xmlns:w16se="http://schemas.microsoft.com/office/word/2015/wordml/symex" xmlns:wpg="http://schemas.microsoft.com/office/word/2010/wordprocessingGroup" xmlns:wpi="http://schemas.microsoft.com/office/word/2010/wordprocessingInk" xmlns:wne="http://schemas.microsoft.com/office/word/2006/wordml" xmlns:wps="http://schemas.microsoft.com/office/word/2010/wordprocessingShape" mc:Ignorable="w14 w15 w16se w16cid w16 w16cex w16sdtdh w16sdtfl w16du wp14">
+  <w:footnote w:type="separator" w:id="-1">
+    <w:p>
+      <w:pPr>
+        <w:spacing w:after="0" w:line="240" w:lineRule="auto"/>
+      </w:pPr>
+      <w:r>
+        <w:separator/>
+      </w:r>
+    </w:p>
+  </w:footnote>
+  <w:footnote w:type="continuationSeparator" w:id="0">
+    <w:p>
+      <w:pPr>
+        <w:spacing w:after="0" w:line="240" w:lineRule="auto"/>
+      </w:pPr>
+      <w:r>
+        <w:continuationSeparator/>
+      </w:r>
+    </w:p>
+  </w:footnote>
+</w:footnotes>
+</file>
+
 <file path=word/numbering.xml><?xml version="1.0" encoding="utf-8"?>
-<w:numbering xmlns:wpc="http://schemas.microsoft.com/office/word/2010/wordprocessingCanvas" xmlns:cx="http://schemas.microsoft.com/office/drawing/2014/chartex" xmlns:cx1="http://schemas.microsoft.com/office/drawing/2015/9/8/chartex" xmlns:cx2="http://schemas.microsoft.com/office/drawing/2015/10/21/chartex" xmlns:cx3="http://schemas.microsoft.com/office/drawing/2016/5/9/chartex" xmlns:cx4="http://schemas.microsoft.com/office/drawing/2016/5/10/chartex" xmlns:cx5="http://schemas.microsoft.com/office/drawing/2016/5/11/chartex" xmlns:cx6="http://schemas.microsoft.com/office/drawing/2016/5/12/chartex" xmlns:cx7="http://schemas.microsoft.com/office/drawing/2016/5/13/chartex" xmlns:cx8="http://schemas.microsoft.com/office/drawing/2016/5/14/chartex" xmlns:mc="http://schemas.openxmlformats.org/markup-compatibility/2006" xmlns:aink="http://schemas.microsoft.com/office/drawing/2016/ink" xmlns:am3d="http://schemas.microsoft.com/office/drawing/2017/model3d" xmlns:o="urn:schemas-microsoft-com:office:office" xmlns:oel="http://schemas.microsoft.com/office/2019/extlst" xmlns:r="http://schemas.openxmlformats.org/officeDocument/2006/relationships" xmlns:m="http://schemas.openxmlformats.org/officeDocument/2006/math" xmlns:v="urn:schemas-microsoft-com:vml" xmlns:wp14="http://schemas.microsoft.com/office/word/2010/wordprocessingDrawing" xmlns:wp="http://schemas.openxmlformats.org/drawingml/2006/wordprocessingDrawing" xmlns:w10="urn:schemas-microsoft-com:office:word" xmlns:w="http://schemas.openxmlformats.org/wordprocessingml/2006/main" xmlns:w14="http://schemas.microsoft.com/office/word/2010/wordml" xmlns:w15="http://schemas.microsoft.com/office/word/2012/wordml" xmlns:w16cex="http://schemas.microsoft.com/office/word/2018/wordml/cex" xmlns:w16cid="http://schemas.microsoft.com/office/word/2016/wordml/cid" xmlns:w16="http://schemas.microsoft.com/office/word/2018/wordml" xmlns:w16du="http://schemas.microsoft.com/office/word/2023/wordml/word16du" xmlns:w16sdtdh="http://schemas.microsoft.com/office/word/2020/wordml/sdtdatahash" xmlns:w16sdtfl="http://schemas.microsoft.com/office/word/2024/wordml/sdtformatlock" xmlns:w16se="http://schemas.microsoft.com/office/word/2015/wordml/symex" xmlns:wpg="http://schemas.microsoft.com/office/word/2010/wordprocessingGroup" xmlns:wpi="http://schemas.microsoft.com/office/word/2010/wordprocessingInk" xmlns:wne="http://schemas.microsoft.com/office/word/2006/wordml" xmlns:wps="http://schemas.microsoft.com/office/word/2010/wordprocessingShape" mc:Ignorable="w14 w15 w16se w16cid w16 w16cex w16sdtdh w16sdtfl w16du wp14">
+<w:numbering xmlns:wpc="http://schemas.microsoft.com/office/word/2010/wordprocessingCanvas" xmlns:cx="http://schemas.microsoft.com/office/drawing/2014/chartex" xmlns:cx1="http://schemas.microsoft.com/office/drawing/2015/9/8/chartex" xmlns:cx2="http://schemas.microsoft.com/office/drawing/2015/10/21/chartex" xmlns:cx3="http://schemas.microsoft.com/office/drawing/2016/5/9/chartex" xmlns:cx4="http://schemas.microsoft.com/office/drawing/2016/5/10/chartex" xmlns:cx5="http://schemas.microsoft.com/office/drawing/2016/5/11/chartex" xmlns:cx6="http://schemas.microsoft.com/office/drawing/2016/5/12/chartex" xmlns:cx7="http://schemas.microsoft.com/office/drawing/2016/5/13/chartex" xmlns:cx8="http://schemas.microsoft.com/office/drawing/2016/5/14/chartex" xmlns:mc="http://schemas.openxmlformats.org/markup-compatibility/2006" xmlns:aink="http://schemas.microsoft.com/office/drawing/2016/ink" xmlns:am3d="http://schemas.microsoft.com/office/drawing/2017/model3d" xmlns:o="urn:schemas-microsoft-com:office:office" xmlns:oel="http://schemas.microsoft.com/office/2019/extlst" xmlns:r="http://schemas.openxmlformats.org/officeDocument/2006/relationships" xmlns:m="http://schemas.openxmlformats.org/officeDocument/2006/math" xmlns:v="urn:schemas-microsoft-com:vml" xmlns:wp14="http://schemas.microsoft.com/office/word/2010/wordprocessingDrawing" xmlns:wp="http://schemas.openxmlformats.org/drawingml/2006/wordprocessingDrawing" xmlns:w10="urn:schemas-microsoft-com:office:word" xmlns:w="http://schemas.openxmlformats.org/wordprocessingml/2006/main" xmlns:w14="http://schemas.microsoft.com/office/word/2010/wordml" xmlns:w15="http://schemas.microsoft.com/office/word/2012/wordml" xmlns:w16cei="http://schemas.microsoft.com/office/word/2026/wordml/cei" xmlns:w16cex="http://schemas.microsoft.com/office/word/2018/wordml/cex" xmlns:w16cid="http://schemas.microsoft.com/office/word/2016/wordml/cid" xmlns:w16="http://schemas.microsoft.com/office/word/2018/wordml" xmlns:w16du="http://schemas.microsoft.com/office/word/2023/wordml/word16du" xmlns:w16sdtdh="http://schemas.microsoft.com/office/word/2020/wordml/sdtdatahash" xmlns:w16sdtfl="http://schemas.microsoft.com/office/word/2024/wordml/sdtformatlock" xmlns:w16se="http://schemas.microsoft.com/office/word/2015/wordml/symex" xmlns:wpg="http://schemas.microsoft.com/office/word/2010/wordprocessingGroup" xmlns:wpi="http://schemas.microsoft.com/office/word/2010/wordprocessingInk" xmlns:wne="http://schemas.microsoft.com/office/word/2006/wordml" xmlns:wps="http://schemas.microsoft.com/office/word/2010/wordprocessingShape" mc:Ignorable="w14 w15 w16se w16cid w16 w16cex w16sdtdh w16sdtfl w16du wp14">
   <w:abstractNum w:abstractNumId="0" w15:restartNumberingAfterBreak="0">
     <w:nsid w:val="988D3F35"/>
     <w:multiLevelType w:val="hybridMultilevel"/>
@@ -3014,6 +3053,9 @@
     <w:name w:val="Normal"/>
     <w:qFormat/>
     <w:rsid w:val="00882147"/>
+    <w:rPr>
+      <w:rFonts w:ascii="Aptos" w:eastAsia="Aptos" w:hAnsi="Aptos" w:cs="Aptos"/>
+    </w:rPr>
   </w:style>
   <w:style w:type="paragraph" w:styleId="Heading1">
     <w:name w:val="heading 1"/>
@@ -3055,7 +3097,7 @@
     <w:rPr>
       <w:rFonts w:asciiTheme="majorHAnsi" w:eastAsiaTheme="majorEastAsia" w:hAnsiTheme="majorHAnsi" w:cstheme="majorBidi"/>
       <w:color w:val="0F4761" w:themeColor="accent1" w:themeShade="BF"/>
-      <w:sz w:val="32"/>
+      <w:sz w:val="40"/>
       <w:szCs w:val="32"/>
     </w:rPr>
   </w:style>
@@ -3078,7 +3120,7 @@
     <w:rPr>
       <w:rFonts w:eastAsiaTheme="majorEastAsia" w:cstheme="majorBidi"/>
       <w:color w:val="0F4761" w:themeColor="accent1" w:themeShade="BF"/>
-      <w:sz w:val="28"/>
+      <w:sz w:val="40"/>
       <w:szCs w:val="28"/>
     </w:rPr>
   </w:style>
@@ -3103,6 +3145,7 @@
       <w:i/>
       <w:iCs/>
       <w:color w:val="0F4761" w:themeColor="accent1" w:themeShade="BF"/>
+      <w:sz w:val="40"/>
     </w:rPr>
   </w:style>
   <w:style w:type="paragraph" w:styleId="Heading5">
@@ -3124,6 +3167,7 @@
     <w:rPr>
       <w:rFonts w:eastAsiaTheme="majorEastAsia" w:cstheme="majorBidi"/>
       <w:color w:val="0F4761" w:themeColor="accent1" w:themeShade="BF"/>
+      <w:sz w:val="40"/>
     </w:rPr>
   </w:style>
   <w:style w:type="paragraph" w:styleId="Heading6">
@@ -3147,6 +3191,7 @@
       <w:i/>
       <w:iCs/>
       <w:color w:val="595959" w:themeColor="text1" w:themeTint="A6"/>
+      <w:sz w:val="40"/>
     </w:rPr>
   </w:style>
   <w:style w:type="paragraph" w:styleId="Heading7">
@@ -3168,6 +3213,7 @@
     <w:rPr>
       <w:rFonts w:eastAsiaTheme="majorEastAsia" w:cstheme="majorBidi"/>
       <w:color w:val="595959" w:themeColor="text1" w:themeTint="A6"/>
+      <w:sz w:val="40"/>
     </w:rPr>
   </w:style>
   <w:style w:type="paragraph" w:styleId="Heading8">
@@ -3191,6 +3237,7 @@
       <w:i/>
       <w:iCs/>
       <w:color w:val="272727" w:themeColor="text1" w:themeTint="D8"/>
+      <w:sz w:val="40"/>
     </w:rPr>
   </w:style>
   <w:style w:type="paragraph" w:styleId="Heading9">
@@ -3212,6 +3259,7 @@
     <w:rPr>
       <w:rFonts w:eastAsiaTheme="majorEastAsia" w:cstheme="majorBidi"/>
       <w:color w:val="272727" w:themeColor="text1" w:themeTint="D8"/>
+      <w:sz w:val="40"/>
     </w:rPr>
   </w:style>
   <w:style w:type="character" w:default="1" w:styleId="DefaultParagraphFont">
